--- a/outputs_large/CXR_Final_Submission_Package_15.docx
+++ b/outputs_large/CXR_Final_Submission_Package_15.docx
@@ -3569,7 +3569,31 @@
     </w:p>
     <w:p>
       <w:r>
-        <w:t>The study used public NIH ChestX-ray14 and VinDr-CXR/VinBigData-derived resources. Split CSVs, label mapping, prediction CSVs, calibration outputs, figure source data, logs, package versions, random seeds, GPU/environment information, and rerun commands are available at [TO BE FILLED: repository or archive link]. Original image and label files remain subject to the source dataset licenses and citation requirements.</w:t>
+        <w:t xml:space="preserve">The study used public NIH ChestX-ray14 and VinDr-CXR/VinBigData-derived resources. Derived metadata, split CSVs, label mapping, prediction CSVs, calibration outputs, figure source data, logs, package versions, random seeds, GPU/environment information, and rerun commands are available at </w:t>
+      </w:r>
+      <w:hyperlink r:id="rId10">
+        <w:r>
+          <w:rPr>
+            <w:color w:val="0563C1"/>
+            <w:u w:val="single"/>
+          </w:rPr>
+          <w:t>https://github.com/a1553189184-stack/SCI</w:t>
+        </w:r>
+      </w:hyperlink>
+      <w:r>
+        <w:t xml:space="preserve"> and archived on Zenodo at </w:t>
+      </w:r>
+      <w:hyperlink r:id="rId11">
+        <w:r>
+          <w:rPr>
+            <w:color w:val="0563C1"/>
+            <w:u w:val="single"/>
+          </w:rPr>
+          <w:t>https://doi.org/10.5281/zenodo.20688290</w:t>
+        </w:r>
+      </w:hyperlink>
+      <w:r>
+        <w:t>. Original image and label files remain subject to the source dataset licenses and citation requirements.</w:t>
       </w:r>
     </w:p>
     <w:p>
@@ -3582,7 +3606,43 @@
     </w:p>
     <w:p>
       <w:r>
-        <w:t>The analysis code, configuration files, and reproducibility scripts are available at [TO BE FILLED: repository or archive link]. Model checkpoint sharing should be confirmed against dataset and institutional requirements before public release.</w:t>
+        <w:t xml:space="preserve">The analysis code, configuration files, and reproducibility scripts are available at </w:t>
+      </w:r>
+      <w:hyperlink r:id="rId10">
+        <w:r>
+          <w:rPr>
+            <w:color w:val="0563C1"/>
+            <w:u w:val="single"/>
+          </w:rPr>
+          <w:t>https://github.com/a1553189184-stack/SCI</w:t>
+        </w:r>
+      </w:hyperlink>
+      <w:r>
+        <w:t xml:space="preserve"> and archived on Zenodo at </w:t>
+      </w:r>
+      <w:hyperlink r:id="rId11">
+        <w:r>
+          <w:rPr>
+            <w:color w:val="0563C1"/>
+            <w:u w:val="single"/>
+          </w:rPr>
+          <w:t>https://doi.org/10.5281/zenodo.20688290</w:t>
+        </w:r>
+      </w:hyperlink>
+      <w:r>
+        <w:t xml:space="preserve">. The fixed GitHub Release is available at </w:t>
+      </w:r>
+      <w:hyperlink r:id="rId12">
+        <w:r>
+          <w:rPr>
+            <w:color w:val="0563C1"/>
+            <w:u w:val="single"/>
+          </w:rPr>
+          <w:t>https://github.com/a1553189184-stack/SCI/releases/tag/v1.0-reviewer-package</w:t>
+        </w:r>
+      </w:hyperlink>
+      <w:r>
+        <w:t>, and model checkpoint files are provided as release assets with SHA256 checksums.</w:t>
       </w:r>
     </w:p>
     <w:p>
@@ -3735,7 +3795,31 @@
     <w:p/>
     <w:p>
       <w:r>
-        <w:t>The manuscript has not been published previously and is not under consideration elsewhere [TO BE CONFIRMED]. All authors have approved this submission [TO BE CONFIRMED]. The authors declare no competing interests. Data and code availability details are provided in the manuscript, with the repository or archive link to be added before submission: [TO BE FILLED: repository or archive link].</w:t>
+        <w:t xml:space="preserve">The manuscript has not been published previously and is not under consideration elsewhere [TO BE CONFIRMED]. All authors have approved this submission [TO BE CONFIRMED]. The authors declare no competing interests. Data and code availability details are provided in the manuscript; the fixed reviewer package is archived on Zenodo at </w:t>
+      </w:r>
+      <w:hyperlink r:id="rId11">
+        <w:r>
+          <w:rPr>
+            <w:color w:val="0563C1"/>
+            <w:u w:val="single"/>
+          </w:rPr>
+          <w:t>https://doi.org/10.5281/zenodo.20688290</w:t>
+        </w:r>
+      </w:hyperlink>
+      <w:r>
+        <w:t xml:space="preserve"> and available as a GitHub Release at </w:t>
+      </w:r>
+      <w:hyperlink r:id="rId12">
+        <w:r>
+          <w:rPr>
+            <w:color w:val="0563C1"/>
+            <w:u w:val="single"/>
+          </w:rPr>
+          <w:t>https://github.com/a1553189184-stack/SCI/releases/tag/v1.0-reviewer-package</w:t>
+        </w:r>
+      </w:hyperlink>
+      <w:r>
+        <w:t>.</w:t>
       </w:r>
     </w:p>
     <w:p/>

--- a/outputs_large/CXR_Final_Submission_Package_15.docx
+++ b/outputs_large/CXR_Final_Submission_Package_15.docx
@@ -3419,7 +3419,7 @@
                 <w:rFonts w:ascii="Calibri" w:hAnsi="Calibri"/>
                 <w:sz w:val="16"/>
               </w:rPr>
-              <w:t>26 current references, final formatting to be verified</w:t>
+              <w:t>27 current references, final formatting to be verified</w:t>
             </w:r>
           </w:p>
         </w:tc>
@@ -6075,7 +6075,7 @@
                 <w:rFonts w:ascii="Calibri" w:hAnsi="Calibri"/>
                 <w:sz w:val="16"/>
               </w:rPr>
-              <w:t>[TO BE FILLED: repository or archive link]</w:t>
+              <w:t>GitHub repository: https://github.com/a1553189184-stack/SCI; Zenodo DOI: https://doi.org/10.5281/zenodo.20688290; fixed release: https://github.com/a1553189184-stack/SCI/releases/tag/v1.0-reviewer-package</w:t>
             </w:r>
           </w:p>
         </w:tc>
@@ -10447,7 +10447,7 @@
         <w:pStyle w:val="ListBullet"/>
       </w:pPr>
       <w:r>
-        <w:t>Repository or archive link.</w:t>
+        <w:t>Journal-specific data/code availability form wording, if requested.</w:t>
       </w:r>
     </w:p>
     <w:p>
